--- a/Knowledge/3-Work knowledge/1-Software Engineering/2-General Technologies/9-Databases/5-My Source/1-Intro to Databases/1-Data Models/3-Types of Data Models/8-Columnar Model.docx
+++ b/Knowledge/3-Work knowledge/1-Software Engineering/2-General Technologies/9-Databases/5-My Source/1-Intro to Databases/1-Data Models/3-Types of Data Models/8-Columnar Model.docx
@@ -31,6 +31,7 @@
       </w:pPr>
       <w:r>
         <w:rPr>
+          <w:rFonts w:ascii="Arial" w:hAnsi="Arial" w:eastAsia="Arial"/>
           <w:b/>
           <w:color w:val="000000"/>
           <w:sz w:val="18"/>
@@ -40,6 +41,7 @@
       </w:r>
       <w:r>
         <w:rPr>
+          <w:rFonts w:ascii="Arial" w:hAnsi="Arial" w:eastAsia="Arial"/>
           <w:color w:val="000000"/>
           <w:sz w:val="18"/>
           <w:highlight w:val="lightGray"/>
@@ -48,6 +50,7 @@
       </w:r>
       <w:r>
         <w:rPr>
+          <w:rFonts w:ascii="Arial" w:hAnsi="Arial" w:eastAsia="Arial"/>
           <w:b/>
           <w:color w:val="000000"/>
           <w:sz w:val="18"/>
@@ -57,6 +60,7 @@
       </w:r>
       <w:r>
         <w:rPr>
+          <w:rFonts w:ascii="Arial" w:hAnsi="Arial" w:eastAsia="Arial"/>
           <w:color w:val="000000"/>
           <w:sz w:val="18"/>
           <w:highlight w:val="lightGray"/>
@@ -65,6 +69,7 @@
       </w:r>
       <w:r>
         <w:rPr>
+          <w:rFonts w:ascii="Arial" w:hAnsi="Arial" w:eastAsia="Arial"/>
           <w:b/>
           <w:color w:val="000000"/>
           <w:sz w:val="18"/>
@@ -74,6 +79,7 @@
       </w:r>
       <w:r>
         <w:rPr>
+          <w:rFonts w:ascii="Arial" w:hAnsi="Arial" w:eastAsia="Arial"/>
           <w:color w:val="000000"/>
           <w:sz w:val="18"/>
           <w:highlight w:val="lightGray"/>
@@ -174,6 +180,7 @@
       </w:pPr>
       <w:r>
         <w:rPr>
+          <w:rFonts w:ascii="Arial" w:hAnsi="Arial" w:eastAsia="Arial"/>
           <w:b/>
           <w:color w:val="000000"/>
           <w:sz w:val="18"/>
@@ -183,6 +190,7 @@
       </w:r>
       <w:r>
         <w:rPr>
+          <w:rFonts w:ascii="Arial" w:hAnsi="Arial" w:eastAsia="Arial"/>
           <w:color w:val="000000"/>
           <w:sz w:val="18"/>
           <w:highlight w:val="lightGray"/>
@@ -191,6 +199,7 @@
       </w:r>
       <w:r>
         <w:rPr>
+          <w:rFonts w:ascii="Arial" w:hAnsi="Arial" w:eastAsia="Arial"/>
           <w:b/>
           <w:color w:val="000000"/>
           <w:sz w:val="18"/>
@@ -200,6 +209,7 @@
       </w:r>
       <w:r>
         <w:rPr>
+          <w:rFonts w:ascii="Arial" w:hAnsi="Arial" w:eastAsia="Arial"/>
           <w:color w:val="000000"/>
           <w:sz w:val="18"/>
           <w:highlight w:val="lightGray"/>
@@ -208,6 +218,7 @@
       </w:r>
       <w:r>
         <w:rPr>
+          <w:rFonts w:ascii="Arial" w:hAnsi="Arial" w:eastAsia="Arial"/>
           <w:b/>
           <w:color w:val="000000"/>
           <w:sz w:val="18"/>
@@ -217,6 +228,7 @@
       </w:r>
       <w:r>
         <w:rPr>
+          <w:rFonts w:ascii="Arial" w:hAnsi="Arial" w:eastAsia="Arial"/>
           <w:color w:val="000000"/>
           <w:sz w:val="18"/>
           <w:highlight w:val="lightGray"/>
@@ -882,6 +894,7 @@
       </w:pPr>
       <w:r>
         <w:rPr>
+          <w:rFonts w:ascii="Arial" w:hAnsi="Arial" w:eastAsia="Arial"/>
           <w:b/>
           <w:color w:val="000000"/>
           <w:sz w:val="18"/>
@@ -891,6 +904,7 @@
       </w:r>
       <w:r>
         <w:rPr>
+          <w:rFonts w:ascii="Arial" w:hAnsi="Arial" w:eastAsia="Arial"/>
           <w:color w:val="000000"/>
           <w:sz w:val="18"/>
           <w:highlight w:val="lightGray"/>
@@ -899,6 +913,7 @@
       </w:r>
       <w:r>
         <w:rPr>
+          <w:rFonts w:ascii="Arial" w:hAnsi="Arial" w:eastAsia="Arial"/>
           <w:b/>
           <w:color w:val="000000"/>
           <w:sz w:val="18"/>
@@ -908,6 +923,7 @@
       </w:r>
       <w:r>
         <w:rPr>
+          <w:rFonts w:ascii="Arial" w:hAnsi="Arial" w:eastAsia="Arial"/>
           <w:color w:val="000000"/>
           <w:sz w:val="18"/>
           <w:highlight w:val="lightGray"/>
@@ -916,6 +932,7 @@
       </w:r>
       <w:r>
         <w:rPr>
+          <w:rFonts w:ascii="Arial" w:hAnsi="Arial" w:eastAsia="Arial"/>
           <w:b/>
           <w:color w:val="000000"/>
           <w:sz w:val="18"/>
@@ -925,6 +942,7 @@
       </w:r>
       <w:r>
         <w:rPr>
+          <w:rFonts w:ascii="Arial" w:hAnsi="Arial" w:eastAsia="Arial"/>
           <w:color w:val="000000"/>
           <w:sz w:val="18"/>
           <w:highlight w:val="lightGray"/>
@@ -1114,6 +1132,7 @@
       </w:pPr>
       <w:r>
         <w:rPr>
+          <w:rFonts w:ascii="Arial" w:hAnsi="Arial" w:eastAsia="Arial"/>
           <w:b/>
           <w:color w:val="000000"/>
           <w:sz w:val="18"/>
@@ -1123,6 +1142,7 @@
       </w:r>
       <w:r>
         <w:rPr>
+          <w:rFonts w:ascii="Arial" w:hAnsi="Arial" w:eastAsia="Arial"/>
           <w:color w:val="000000"/>
           <w:sz w:val="18"/>
           <w:highlight w:val="lightGray"/>
@@ -1131,6 +1151,7 @@
       </w:r>
       <w:r>
         <w:rPr>
+          <w:rFonts w:ascii="Arial" w:hAnsi="Arial" w:eastAsia="Arial"/>
           <w:b/>
           <w:color w:val="000000"/>
           <w:sz w:val="18"/>
@@ -1140,6 +1161,7 @@
       </w:r>
       <w:r>
         <w:rPr>
+          <w:rFonts w:ascii="Arial" w:hAnsi="Arial" w:eastAsia="Arial"/>
           <w:color w:val="000000"/>
           <w:sz w:val="18"/>
           <w:highlight w:val="lightGray"/>
@@ -1148,6 +1170,7 @@
       </w:r>
       <w:r>
         <w:rPr>
+          <w:rFonts w:ascii="Arial" w:hAnsi="Arial" w:eastAsia="Arial"/>
           <w:b/>
           <w:color w:val="000000"/>
           <w:sz w:val="18"/>
@@ -1157,6 +1180,7 @@
       </w:r>
       <w:r>
         <w:rPr>
+          <w:rFonts w:ascii="Arial" w:hAnsi="Arial" w:eastAsia="Arial"/>
           <w:color w:val="000000"/>
           <w:sz w:val="18"/>
           <w:highlight w:val="lightGray"/>
@@ -1623,6 +1647,7 @@
       </w:pPr>
       <w:r>
         <w:rPr>
+          <w:rFonts w:ascii="Arial" w:hAnsi="Arial" w:eastAsia="Arial"/>
           <w:b/>
           <w:color w:val="000000"/>
           <w:sz w:val="18"/>
@@ -1632,6 +1657,7 @@
       </w:r>
       <w:r>
         <w:rPr>
+          <w:rFonts w:ascii="Arial" w:hAnsi="Arial" w:eastAsia="Arial"/>
           <w:color w:val="000000"/>
           <w:sz w:val="18"/>
           <w:highlight w:val="lightGray"/>
@@ -1640,6 +1666,7 @@
       </w:r>
       <w:r>
         <w:rPr>
+          <w:rFonts w:ascii="Arial" w:hAnsi="Arial" w:eastAsia="Arial"/>
           <w:b/>
           <w:color w:val="000000"/>
           <w:sz w:val="18"/>
@@ -1649,6 +1676,7 @@
       </w:r>
       <w:r>
         <w:rPr>
+          <w:rFonts w:ascii="Arial" w:hAnsi="Arial" w:eastAsia="Arial"/>
           <w:color w:val="000000"/>
           <w:sz w:val="18"/>
           <w:highlight w:val="lightGray"/>
@@ -1657,6 +1685,7 @@
       </w:r>
       <w:r>
         <w:rPr>
+          <w:rFonts w:ascii="Arial" w:hAnsi="Arial" w:eastAsia="Arial"/>
           <w:b/>
           <w:color w:val="000000"/>
           <w:sz w:val="18"/>
@@ -1666,6 +1695,7 @@
       </w:r>
       <w:r>
         <w:rPr>
+          <w:rFonts w:ascii="Arial" w:hAnsi="Arial" w:eastAsia="Arial"/>
           <w:color w:val="000000"/>
           <w:sz w:val="18"/>
           <w:highlight w:val="lightGray"/>
@@ -2035,6 +2065,7 @@
       </w:pPr>
       <w:r>
         <w:rPr>
+          <w:rFonts w:ascii="Arial" w:hAnsi="Arial" w:eastAsia="Arial"/>
           <w:b/>
           <w:color w:val="000000"/>
           <w:sz w:val="18"/>
@@ -2044,6 +2075,7 @@
       </w:r>
       <w:r>
         <w:rPr>
+          <w:rFonts w:ascii="Arial" w:hAnsi="Arial" w:eastAsia="Arial"/>
           <w:color w:val="000000"/>
           <w:sz w:val="18"/>
           <w:highlight w:val="lightGray"/>
@@ -2052,6 +2084,7 @@
       </w:r>
       <w:r>
         <w:rPr>
+          <w:rFonts w:ascii="Arial" w:hAnsi="Arial" w:eastAsia="Arial"/>
           <w:b/>
           <w:color w:val="000000"/>
           <w:sz w:val="18"/>
@@ -2061,6 +2094,7 @@
       </w:r>
       <w:r>
         <w:rPr>
+          <w:rFonts w:ascii="Arial" w:hAnsi="Arial" w:eastAsia="Arial"/>
           <w:color w:val="000000"/>
           <w:sz w:val="18"/>
           <w:highlight w:val="lightGray"/>
@@ -2069,6 +2103,7 @@
       </w:r>
       <w:r>
         <w:rPr>
+          <w:rFonts w:ascii="Arial" w:hAnsi="Arial" w:eastAsia="Arial"/>
           <w:b/>
           <w:color w:val="000000"/>
           <w:sz w:val="18"/>
@@ -2078,6 +2113,7 @@
       </w:r>
       <w:r>
         <w:rPr>
+          <w:rFonts w:ascii="Arial" w:hAnsi="Arial" w:eastAsia="Arial"/>
           <w:color w:val="000000"/>
           <w:sz w:val="18"/>
           <w:highlight w:val="lightGray"/>
@@ -2614,6 +2650,7 @@
       </w:pPr>
       <w:r>
         <w:rPr>
+          <w:rFonts w:ascii="Arial" w:hAnsi="Arial" w:eastAsia="Arial"/>
           <w:b/>
           <w:color w:val="000000"/>
           <w:sz w:val="18"/>
@@ -2623,6 +2660,7 @@
       </w:r>
       <w:r>
         <w:rPr>
+          <w:rFonts w:ascii="Arial" w:hAnsi="Arial" w:eastAsia="Arial"/>
           <w:color w:val="000000"/>
           <w:sz w:val="18"/>
           <w:highlight w:val="lightGray"/>
@@ -2631,6 +2669,7 @@
       </w:r>
       <w:r>
         <w:rPr>
+          <w:rFonts w:ascii="Arial" w:hAnsi="Arial" w:eastAsia="Arial"/>
           <w:b/>
           <w:color w:val="000000"/>
           <w:sz w:val="18"/>
@@ -2640,6 +2679,7 @@
       </w:r>
       <w:r>
         <w:rPr>
+          <w:rFonts w:ascii="Arial" w:hAnsi="Arial" w:eastAsia="Arial"/>
           <w:color w:val="000000"/>
           <w:sz w:val="18"/>
           <w:highlight w:val="lightGray"/>
@@ -2648,6 +2688,7 @@
       </w:r>
       <w:r>
         <w:rPr>
+          <w:rFonts w:ascii="Arial" w:hAnsi="Arial" w:eastAsia="Arial"/>
           <w:b/>
           <w:color w:val="000000"/>
           <w:sz w:val="18"/>
@@ -2657,6 +2698,7 @@
       </w:r>
       <w:r>
         <w:rPr>
+          <w:rFonts w:ascii="Arial" w:hAnsi="Arial" w:eastAsia="Arial"/>
           <w:color w:val="000000"/>
           <w:sz w:val="18"/>
           <w:highlight w:val="lightGray"/>
@@ -3245,6 +3287,7 @@
       </w:pPr>
       <w:r>
         <w:rPr>
+          <w:rFonts w:ascii="Arial" w:hAnsi="Arial" w:eastAsia="Arial"/>
           <w:b/>
           <w:color w:val="000000"/>
           <w:sz w:val="18"/>
@@ -3254,6 +3297,7 @@
       </w:r>
       <w:r>
         <w:rPr>
+          <w:rFonts w:ascii="Arial" w:hAnsi="Arial" w:eastAsia="Arial"/>
           <w:color w:val="000000"/>
           <w:sz w:val="18"/>
           <w:highlight w:val="lightGray"/>
@@ -3262,6 +3306,7 @@
       </w:r>
       <w:r>
         <w:rPr>
+          <w:rFonts w:ascii="Arial" w:hAnsi="Arial" w:eastAsia="Arial"/>
           <w:b/>
           <w:color w:val="000000"/>
           <w:sz w:val="18"/>
@@ -3271,6 +3316,7 @@
       </w:r>
       <w:r>
         <w:rPr>
+          <w:rFonts w:ascii="Arial" w:hAnsi="Arial" w:eastAsia="Arial"/>
           <w:color w:val="000000"/>
           <w:sz w:val="18"/>
           <w:highlight w:val="lightGray"/>
@@ -3279,6 +3325,7 @@
       </w:r>
       <w:r>
         <w:rPr>
+          <w:rFonts w:ascii="Arial" w:hAnsi="Arial" w:eastAsia="Arial"/>
           <w:b/>
           <w:color w:val="000000"/>
           <w:sz w:val="18"/>
@@ -3288,6 +3335,7 @@
       </w:r>
       <w:r>
         <w:rPr>
+          <w:rFonts w:ascii="Arial" w:hAnsi="Arial" w:eastAsia="Arial"/>
           <w:color w:val="000000"/>
           <w:sz w:val="18"/>
           <w:highlight w:val="lightGray"/>
@@ -3377,6 +3425,7 @@
       </w:pPr>
       <w:r>
         <w:rPr>
+          <w:rFonts w:ascii="Arial" w:hAnsi="Arial" w:eastAsia="Arial"/>
           <w:b/>
           <w:color w:val="000000"/>
           <w:sz w:val="18"/>
@@ -3386,6 +3435,7 @@
       </w:r>
       <w:r>
         <w:rPr>
+          <w:rFonts w:ascii="Arial" w:hAnsi="Arial" w:eastAsia="Arial"/>
           <w:color w:val="000000"/>
           <w:sz w:val="18"/>
           <w:highlight w:val="lightGray"/>
@@ -3394,6 +3444,7 @@
       </w:r>
       <w:r>
         <w:rPr>
+          <w:rFonts w:ascii="Arial" w:hAnsi="Arial" w:eastAsia="Arial"/>
           <w:b/>
           <w:color w:val="000000"/>
           <w:sz w:val="18"/>
@@ -3403,6 +3454,7 @@
       </w:r>
       <w:r>
         <w:rPr>
+          <w:rFonts w:ascii="Arial" w:hAnsi="Arial" w:eastAsia="Arial"/>
           <w:color w:val="000000"/>
           <w:sz w:val="18"/>
           <w:highlight w:val="lightGray"/>
@@ -3411,6 +3463,7 @@
       </w:r>
       <w:r>
         <w:rPr>
+          <w:rFonts w:ascii="Arial" w:hAnsi="Arial" w:eastAsia="Arial"/>
           <w:b/>
           <w:color w:val="000000"/>
           <w:sz w:val="18"/>
@@ -3420,6 +3473,7 @@
       </w:r>
       <w:r>
         <w:rPr>
+          <w:rFonts w:ascii="Arial" w:hAnsi="Arial" w:eastAsia="Arial"/>
           <w:color w:val="000000"/>
           <w:sz w:val="18"/>
           <w:highlight w:val="lightGray"/>

--- a/Knowledge/3-Work knowledge/1-Software Engineering/2-General Technologies/9-Databases/5-My Source/1-Intro to Databases/1-Data Models/3-Types of Data Models/8-Columnar Model.docx
+++ b/Knowledge/3-Work knowledge/1-Software Engineering/2-General Technologies/9-Databases/5-My Source/1-Intro to Databases/1-Data Models/3-Types of Data Models/8-Columnar Model.docx
@@ -9,6 +9,9 @@
       <w:bookmarkStart w:id="0" w:name="_8kfg8uwjlg43" w:colFirst="0" w:colLast="0"/>
       <w:bookmarkEnd w:id="0"/>
       <w:r>
+        <w:rPr>
+          <w:rFonts w:ascii="Calibri Light" w:hAnsi="Calibri Light" w:eastAsia="Calibri Light"/>
+        </w:rPr>
         <w:t>Columnar Model</w:t>
       </w:r>
     </w:p>
@@ -22,6 +25,9 @@
       <w:bookmarkStart w:id="1" w:name="_ip1vo9xr46vg" w:colFirst="0" w:colLast="0"/>
       <w:bookmarkEnd w:id="1"/>
       <w:r>
+        <w:rPr>
+          <w:rFonts w:ascii="Calibri Light" w:hAnsi="Calibri Light" w:eastAsia="Calibri Light"/>
+        </w:rPr>
         <w:t>🧱 What is the Columnar Data Model (or Column-Based Model)?</w:t>
       </w:r>
     </w:p>
@@ -166,6 +172,7 @@
       <w:bookmarkEnd w:id="2"/>
       <w:r>
         <w:rPr>
+          <w:rFonts w:ascii="Calibri Light" w:hAnsi="Calibri Light" w:eastAsia="Calibri Light"/>
           <w:b/>
           <w:bCs/>
           <w:sz w:val="34"/>
@@ -879,7 +886,7 @@
       <w:bookmarkEnd w:id="3"/>
       <w:r>
         <w:rPr>
-          <w:rFonts w:ascii="Arial Unicode MS" w:eastAsia="Arial Unicode MS" w:hAnsi="Arial Unicode MS" w:cs="Arial Unicode MS"/>
+          <w:rFonts w:ascii="Calibri Light" w:eastAsia="Calibri Light" w:hAnsi="Calibri Light" w:cs="Arial Unicode MS"/>
           <w:b/>
           <w:bCs/>
           <w:sz w:val="34"/>
@@ -1111,6 +1118,7 @@
       <w:bookmarkEnd w:id="4"/>
       <w:r>
         <w:rPr>
+          <w:rFonts w:ascii="Calibri Light" w:hAnsi="Calibri Light" w:eastAsia="Calibri Light"/>
           <w:b/>
           <w:bCs/>
           <w:sz w:val="34"/>
@@ -1625,7 +1633,7 @@
       <w:bookmarkEnd w:id="5"/>
       <w:r>
         <w:rPr>
-          <w:rFonts w:ascii="Arial Unicode MS" w:eastAsia="Arial Unicode MS" w:hAnsi="Arial Unicode MS" w:cs="Arial Unicode MS"/>
+          <w:rFonts w:ascii="Calibri Light" w:eastAsia="Calibri Light" w:hAnsi="Calibri Light" w:cs="Arial Unicode MS"/>
           <w:b/>
           <w:bCs/>
           <w:sz w:val="34"/>
@@ -2044,6 +2052,7 @@
       <w:bookmarkEnd w:id="6"/>
       <w:r>
         <w:rPr>
+          <w:rFonts w:ascii="Calibri Light" w:hAnsi="Calibri Light" w:eastAsia="Calibri Light"/>
           <w:b/>
           <w:bCs/>
           <w:sz w:val="34"/>
@@ -2629,6 +2638,7 @@
       <w:bookmarkEnd w:id="7"/>
       <w:r>
         <w:rPr>
+          <w:rFonts w:ascii="Calibri Light" w:hAnsi="Calibri Light" w:eastAsia="Calibri Light"/>
           <w:b/>
           <w:bCs/>
           <w:sz w:val="34"/>
@@ -3271,10 +3281,14 @@
       <w:bookmarkStart w:id="8" w:name="_p15tdfacke9e" w:colFirst="0" w:colLast="0"/>
       <w:bookmarkEnd w:id="8"/>
       <w:r>
+        <w:rPr>
+          <w:rFonts w:ascii="Calibri Light" w:hAnsi="Calibri Light" w:eastAsia="Calibri Light"/>
+        </w:rPr>
         <w:t xml:space="preserve">🆚 A visual diagram comparing </w:t>
       </w:r>
       <w:r>
         <w:rPr>
+          <w:rFonts w:ascii="Calibri Light" w:hAnsi="Calibri Light" w:eastAsia="Calibri Light"/>
           <w:b/>
           <w:bCs/>
         </w:rPr>
@@ -3411,6 +3425,7 @@
       <w:bookmarkEnd w:id="9"/>
       <w:r>
         <w:rPr>
+          <w:rFonts w:ascii="Calibri Light" w:hAnsi="Calibri Light" w:eastAsia="Calibri Light"/>
           <w:b/>
           <w:bCs/>
           <w:sz w:val="34"/>
